--- a/LinkedIn_Article_Share_User_Guide.docx
+++ b/LinkedIn_Article_Share_User_Guide.docx
@@ -521,7 +521,7 @@
                 <w:sz w:val="18"/>
                 <w:szCs w:val="18"/>
               </w:rPr>
-              <w:t xml:space="preserve">Optional. Shapes which angle counts as most impactful for the stated audience.</w:t>
+              <w:t xml:space="preserve">Optional. Shapes which angle counts as most impactful.</w:t>
             </w:r>
           </w:p>
         </w:tc>
@@ -845,7 +845,7 @@
                 <w:sz w:val="18"/>
                 <w:szCs w:val="18"/>
               </w:rPr>
-              <w:t xml:space="preserve">Downloadable .png (1200×630) in the same visual identity used across this tool family.</w:t>
+              <w:t xml:space="preserve">Downloadable .png (1200×630) in the same visual identity as this tool family. The generated prompt explicitly instructs Claude to render it using Python's Pillow library and save a real file, rather than just describing the design — leaving the rendering method unspecified was found to sometimes result in no actual file being produced.</w:t>
             </w:r>
           </w:p>
         </w:tc>
@@ -922,7 +922,7 @@
                 <w:sz w:val="18"/>
                 <w:szCs w:val="18"/>
               </w:rPr>
-              <w:t xml:space="preserve">3-5 hashtags generated from the actual article content and your brand keywords.</w:t>
+              <w:t xml:space="preserve">3-5 hashtags shown for all 3 candidates in Step 1, not just whichever one you pick, so you can factor hashtags into your choice. The same set carries through unchanged into the final Step 2 post.</w:t>
             </w:r>
           </w:p>
         </w:tc>
@@ -999,7 +999,7 @@
                 <w:sz w:val="18"/>
                 <w:szCs w:val="18"/>
               </w:rPr>
-              <w:t xml:space="preserve">Off by default — a question drives comments, but overusing it across every post reads as engagement-bait. Turn on deliberately when you want to space one in.</w:t>
+              <w:t xml:space="preserve">Off by default — overusing it reads as engagement-bait. Turn on deliberately to space one in.</w:t>
             </w:r>
           </w:p>
         </w:tc>
@@ -1038,7 +1038,7 @@
           <w:sz w:val="20"/>
           <w:szCs w:val="20"/>
         </w:rPr>
-        <w:t xml:space="preserve">Only real, verifiable, currently findable articles with real URLs — never an invented source.</w:t>
+        <w:t xml:space="preserve">Only real, verifiable, currently findable articles with real URLs.</w:t>
       </w:r>
     </w:p>
     <w:p>
@@ -1057,7 +1057,7 @@
           <w:sz w:val="20"/>
           <w:szCs w:val="20"/>
         </w:rPr>
-        <w:t xml:space="preserve">A good-faith, honestly-flagged paywall check — Likely free / Paywalled / Uncertain.</w:t>
+        <w:t xml:space="preserve">A good-faith, honestly-flagged paywall check.</w:t>
       </w:r>
     </w:p>
     <w:p>
@@ -1076,7 +1076,7 @@
           <w:sz w:val="20"/>
           <w:szCs w:val="20"/>
         </w:rPr>
-        <w:t xml:space="preserve">If genuinely on-brand articles are thin on a given day, the tool says so rather than padding the list.</w:t>
+        <w:t xml:space="preserve">If genuinely on-brand articles are thin, the tool says so rather than padding the list.</w:t>
       </w:r>
     </w:p>
     <w:p>
@@ -1095,7 +1095,7 @@
           <w:sz w:val="20"/>
           <w:szCs w:val="20"/>
         </w:rPr>
-        <w:t xml:space="preserve">The 3 picks must be 3 distinct stories, not the same event covered by three outlets.</w:t>
+        <w:t xml:space="preserve">The 3 picks must be 3 distinct stories, not the same event from three outlets.</w:t>
       </w:r>
     </w:p>
     <w:p>
@@ -1114,7 +1114,7 @@
           <w:sz w:val="20"/>
           <w:szCs w:val="20"/>
         </w:rPr>
-        <w:t xml:space="preserve">Every summary is written fresh, in Claude's own words — never copied from the source.</w:t>
+        <w:t xml:space="preserve">Every summary is written fresh, never copied from the source.</w:t>
       </w:r>
     </w:p>
     <w:p>
@@ -1133,7 +1133,7 @@
           <w:sz w:val="20"/>
           <w:szCs w:val="20"/>
         </w:rPr>
-        <w:t xml:space="preserve">No markdown formatting in the final post text — LinkedIn doesn't render it.</w:t>
+        <w:t xml:space="preserve">No markdown formatting — LinkedIn doesn't render it.</w:t>
       </w:r>
     </w:p>
     <w:p>
@@ -1169,7 +1169,7 @@
           <w:sz w:val="20"/>
           <w:szCs w:val="20"/>
         </w:rPr>
-        <w:t xml:space="preserve">Step 1: Claude presents the top 3 candidates — headline, source, date/time, URL, free-to-read assessment, and reasoning.</w:t>
+        <w:t xml:space="preserve">Step 1: top 3 candidates — headline, source, date/time, URL, free-to-read assessment, reasoning, and (if hashtags are on) 3-5 hashtags per candidate, so you can weigh them into your choice.</w:t>
       </w:r>
     </w:p>
     <w:p>
@@ -1188,7 +1188,7 @@
           <w:sz w:val="20"/>
           <w:szCs w:val="20"/>
         </w:rPr>
-        <w:t xml:space="preserve">Step 2: once you pick one, Claude drafts the actual post — URL, hook, summary, hashtags (if on), and a closing question or statement.</w:t>
+        <w:t xml:space="preserve">Step 2: once you pick one, the actual post — URL, hook, summary, the same hashtags already generated in Step 1 (not regenerated), and a closing question or statement.</w:t>
       </w:r>
     </w:p>
     <w:p>
@@ -1249,7 +1249,7 @@
           <w:sz w:val="20"/>
           <w:szCs w:val="20"/>
         </w:rPr>
-        <w:t xml:space="preserve"> — plain text directly in the chat response, ready to copy into LinkedIn's post box.</w:t>
+        <w:t xml:space="preserve"> — plain text, ready to paste into LinkedIn.</w:t>
       </w:r>
     </w:p>
     <w:p>
@@ -1279,7 +1279,7 @@
           <w:sz w:val="20"/>
           <w:szCs w:val="20"/>
         </w:rPr>
-        <w:t xml:space="preserve"> (if enabled) — a real downloadable .png file, separate from the text.</w:t>
+        <w:t xml:space="preserve"> (if enabled) — a real downloadable .png file.</w:t>
       </w:r>
     </w:p>
     <w:p>
@@ -1315,7 +1315,7 @@
           <w:sz w:val="20"/>
           <w:szCs w:val="20"/>
         </w:rPr>
-        <w:t xml:space="preserve">Fill in your brand keywords and recency window.</w:t>
+        <w:t xml:space="preserve">Fill in brand keywords and recency window.</w:t>
       </w:r>
     </w:p>
     <w:p>
@@ -1334,7 +1334,7 @@
           <w:sz w:val="20"/>
           <w:szCs w:val="20"/>
         </w:rPr>
-        <w:t xml:space="preserve">Fill in your name/tagline once (first time only).</w:t>
+        <w:t xml:space="preserve">Fill in name/tagline once.</w:t>
       </w:r>
     </w:p>
     <w:p>
@@ -1353,7 +1353,7 @@
           <w:sz w:val="20"/>
           <w:szCs w:val="20"/>
         </w:rPr>
-        <w:t xml:space="preserve">Set your toggles (artwork, hashtags, closing question).</w:t>
+        <w:t xml:space="preserve">Set toggles.</w:t>
       </w:r>
     </w:p>
     <w:p>
@@ -1372,7 +1372,7 @@
           <w:sz w:val="20"/>
           <w:szCs w:val="20"/>
         </w:rPr>
-        <w:t xml:space="preserve">Copy the generated prompt, paste into a new Claude chat.</w:t>
+        <w:t xml:space="preserve">Copy the prompt, paste into a new Claude chat.</w:t>
       </w:r>
     </w:p>
     <w:p>
@@ -1391,7 +1391,7 @@
           <w:sz w:val="20"/>
           <w:szCs w:val="20"/>
         </w:rPr>
-        <w:t xml:space="preserve">Review the top 3 candidates and their reasoning; pick one.</w:t>
+        <w:t xml:space="preserve">Review the top 3 and reasoning; pick one.</w:t>
       </w:r>
     </w:p>
     <w:p>
@@ -1520,7 +1520,7 @@
                 <w:sz w:val="18"/>
                 <w:szCs w:val="18"/>
               </w:rPr>
-              <w:t xml:space="preserve">Prompt panel just shows placeholder text</w:t>
+              <w:t xml:space="preserve">Prompt panel shows placeholder text</w:t>
             </w:r>
           </w:p>
         </w:tc>
@@ -1545,7 +1545,7 @@
                 <w:sz w:val="18"/>
                 <w:szCs w:val="18"/>
               </w:rPr>
-              <w:t xml:space="preserve">You need at least Brand keywords/topics filled in.</w:t>
+              <w:t xml:space="preserve">Fill in Brand keywords/topics.</w:t>
             </w:r>
           </w:p>
         </w:tc>
@@ -1597,7 +1597,7 @@
                 <w:sz w:val="18"/>
                 <w:szCs w:val="18"/>
               </w:rPr>
-              <w:t xml:space="preserve">Confirm Code execution and file creation is enabled.</w:t>
+              <w:t xml:space="preserve">Confirm Code execution and file creation is enabled. The prompt now explicitly directs Claude to render with Pillow and save a real file — if it still doesn't produce one, ask directly for it to save the .png and confirm the file exists.</w:t>
             </w:r>
           </w:p>
         </w:tc>
@@ -1624,7 +1624,7 @@
                 <w:sz w:val="18"/>
                 <w:szCs w:val="18"/>
               </w:rPr>
-              <w:t xml:space="preserve">All 3 picks feel off-brand or repetitive</w:t>
+              <w:t xml:space="preserve">Picks feel off-brand or repetitive</w:t>
             </w:r>
           </w:p>
         </w:tc>
@@ -1649,7 +1649,7 @@
                 <w:sz w:val="18"/>
                 <w:szCs w:val="18"/>
               </w:rPr>
-              <w:t xml:space="preserve">Narrow your brand keywords, or widen the recency window.</w:t>
+              <w:t xml:space="preserve">Narrow keywords or widen the recency window.</w:t>
             </w:r>
           </w:p>
         </w:tc>
@@ -1676,7 +1676,7 @@
                 <w:sz w:val="18"/>
                 <w:szCs w:val="18"/>
               </w:rPr>
-              <w:t xml:space="preserve">Post has stray formatting characters</w:t>
+              <w:t xml:space="preserve">Stray formatting characters in the post</w:t>
             </w:r>
           </w:p>
         </w:tc>
@@ -1701,7 +1701,59 @@
                 <w:sz w:val="18"/>
                 <w:szCs w:val="18"/>
               </w:rPr>
-              <w:t xml:space="preserve">Ask Claude directly to strip any markdown before you copy it.</w:t>
+              <w:t xml:space="preserve">Ask Claude to strip markdown before copying.</w:t>
+            </w:r>
+          </w:p>
+        </w:tc>
+      </w:tr>
+      <w:tr>
+        <w:tc>
+          <w:tcPr>
+            <w:tcW w:type="dxa" w:w="3400"/>
+            <w:shd w:fill="FAFCFF" w:val="clear"/>
+            <w:tcMar>
+              <w:top w:type="dxa" w:w="80"/>
+              <w:left w:type="dxa" w:w="100"/>
+              <w:bottom w:type="dxa" w:w="80"/>
+              <w:right w:type="dxa" w:w="100"/>
+            </w:tcMar>
+          </w:tcPr>
+          <w:p>
+            <w:r>
+              <w:rPr>
+                <w:rFonts w:ascii="Arial" w:cs="Arial" w:eastAsia="Arial" w:hAnsi="Arial"/>
+                <w:b w:val="false"/>
+                <w:bCs w:val="false"/>
+                <w:color w:val="444444"/>
+                <w:sz w:val="18"/>
+                <w:szCs w:val="18"/>
+              </w:rPr>
+              <w:t xml:space="preserve">In ChatGPT (or another tool), it responds with a plan instead of running the task</w:t>
+            </w:r>
+          </w:p>
+        </w:tc>
+        <w:tc>
+          <w:tcPr>
+            <w:tcW w:type="dxa" w:w="5960"/>
+            <w:shd w:fill="FAFCFF" w:val="clear"/>
+            <w:tcMar>
+              <w:top w:type="dxa" w:w="80"/>
+              <w:left w:type="dxa" w:w="100"/>
+              <w:bottom w:type="dxa" w:w="80"/>
+              <w:right w:type="dxa" w:w="100"/>
+            </w:tcMar>
+          </w:tcPr>
+          <w:p>
+            <w:r>
+              <w:rPr>
+                <w:rFonts w:ascii="Arial" w:cs="Arial" w:eastAsia="Arial" w:hAnsi="Arial"/>
+                <w:b w:val="false"/>
+                <w:bCs w:val="false"/>
+                <w:color w:val="444444"/>
+                <w:sz w:val="18"/>
+                <w:szCs w:val="18"/>
+              </w:rPr>
+              <w:t xml:space="preserve">The prompt now opens with an explicit “execute this directly” instruction to head this off — if it still happens, restate that instruction even more bluntly as a follow-up.</w:t>
             </w:r>
           </w:p>
         </w:tc>

--- a/LinkedIn_Article_Share_User_Guide.docx
+++ b/LinkedIn_Article_Share_User_Guide.docx
@@ -71,13 +71,7 @@
         <w:pStyle w:val="BodyText"/>
       </w:pPr>
       <w:r>
-        <w:t xml:space="preserve">Created By: Tom Jackson</w:t>
-      </w:r>
-      <w:r>
-        <w:t xml:space="preserve"> </w:t>
-      </w:r>
-      <w:r>
-        <w:t xml:space="preserve">August 13, 2026</w:t>
+        <w:t xml:space="preserve">Created By: Tom Jackson August 13, 2026</w:t>
       </w:r>
     </w:p>
     <w:p>
@@ -184,7 +178,7 @@
               <w:jc w:val="left"/>
             </w:pPr>
             <w:r>
-              <w:t xml:space="preserve">Needed if artwork generation is on, or if you choose the downloadable Word document output format.</w:t>
+              <w:t xml:space="preserve">Always needed — Step 1's text always comes back as a downloadable Word document, and artwork generation (if used) needs it too.</w:t>
             </w:r>
           </w:p>
         </w:tc>
@@ -223,19 +217,7 @@
         <w:pStyle w:val="Heading2"/>
       </w:pPr>
       <w:r>
-        <w:t xml:space="preserve">1. What Counts as</w:t>
-      </w:r>
-      <w:r>
-        <w:t xml:space="preserve"> </w:t>
-      </w:r>
-      <w:r>
-        <w:t xml:space="preserve">“</w:t>
-      </w:r>
-      <w:r>
-        <w:t xml:space="preserve">On-Brand</w:t>
-      </w:r>
-      <w:r>
-        <w:t xml:space="preserve">”</w:t>
+        <w:t xml:space="preserve">1. What Counts as “On-Brand”</w:t>
       </w:r>
     </w:p>
     <w:tbl>
@@ -299,25 +281,7 @@
               <w:jc w:val="left"/>
             </w:pPr>
             <w:r>
-              <w:t xml:space="preserve">Required. Makes</w:t>
-            </w:r>
-            <w:r>
-              <w:t xml:space="preserve"> </w:t>
-            </w:r>
-            <w:r>
-              <w:t xml:space="preserve">“</w:t>
-            </w:r>
-            <w:r>
-              <w:t xml:space="preserve">impactful</w:t>
-            </w:r>
-            <w:r>
-              <w:t xml:space="preserve">”</w:t>
-            </w:r>
-            <w:r>
-              <w:t xml:space="preserve"> </w:t>
-            </w:r>
-            <w:r>
-              <w:t xml:space="preserve">specific to your niche rather than generic trending news.</w:t>
+              <w:t xml:space="preserve">Required. Makes “impactful” specific to your niche rather than generic trending news.</w:t>
             </w:r>
           </w:p>
         </w:tc>
@@ -475,10 +439,7 @@
         <w:t xml:space="preserve">Your name</w:t>
       </w:r>
       <w:r>
-        <w:t xml:space="preserve">,</w:t>
-      </w:r>
-      <w:r>
-        <w:t xml:space="preserve"> </w:t>
+        <w:t xml:space="preserve">, </w:t>
       </w:r>
       <w:r>
         <w:rPr>
@@ -488,10 +449,7 @@
         <w:t xml:space="preserve">your tagline</w:t>
       </w:r>
       <w:r>
-        <w:t xml:space="preserve">, and an optional</w:t>
-      </w:r>
-      <w:r>
-        <w:t xml:space="preserve"> </w:t>
+        <w:t xml:space="preserve">, and an optional </w:t>
       </w:r>
       <w:r>
         <w:rPr>
@@ -501,13 +459,7 @@
         <w:t xml:space="preserve">eyebrow line</w:t>
       </w:r>
       <w:r>
-        <w:t xml:space="preserve"> </w:t>
-      </w:r>
-      <w:r>
-        <w:t xml:space="preserve">feed the artwork and post signature.</w:t>
-      </w:r>
-      <w:r>
-        <w:t xml:space="preserve"> </w:t>
+        <w:t xml:space="preserve"> feed the artwork and post signature. </w:t>
       </w:r>
       <w:r>
         <w:rPr>
@@ -517,10 +469,7 @@
         <w:t xml:space="preserve">Your background/expertise</w:t>
       </w:r>
       <w:r>
-        <w:t xml:space="preserve"> </w:t>
-      </w:r>
-      <w:r>
-        <w:t xml:space="preserve">(optional) is what grounds the Position/Stance variant in something real — paste your resume, LinkedIn About section, a short bio, or just a few sentences on your actual experience. Without it, that variant stays more general and analytical rather than inventing a personal claim or credential you didn’t give it.</w:t>
+        <w:t xml:space="preserve"> (optional) is what grounds the Position/Stance variant in something real — paste your resume, LinkedIn About section, a short bio, or just a few sentences on your actual experience. Without it, that variant stays more general and analytical rather than inventing a personal claim or credential you didn’t give it.</w:t>
       </w:r>
     </w:p>
     <w:p>
@@ -535,13 +484,7 @@
         <w:t xml:space="preserve">These fields are not remembered automatically</w:t>
       </w:r>
       <w:r>
-        <w:t xml:space="preserve"> </w:t>
-      </w:r>
-      <w:r>
-        <w:t xml:space="preserve">— closing the tab clears them, exactly like every other field on the page. Use</w:t>
-      </w:r>
-      <w:r>
-        <w:t xml:space="preserve"> </w:t>
+        <w:t xml:space="preserve"> — closing the tab clears them, exactly like every other field on the page. Use </w:t>
       </w:r>
       <w:r>
         <w:rPr>
@@ -551,13 +494,7 @@
         <w:t xml:space="preserve">Save brand identity (.json)</w:t>
       </w:r>
       <w:r>
-        <w:t xml:space="preserve"> </w:t>
-      </w:r>
-      <w:r>
-        <w:t xml:space="preserve">to download a small file with your name/tagline/eyebrow/background/themes, and</w:t>
-      </w:r>
-      <w:r>
-        <w:t xml:space="preserve"> </w:t>
+        <w:t xml:space="preserve"> to download a small file with your name/tagline/eyebrow/background/themes, and </w:t>
       </w:r>
       <w:r>
         <w:rPr>
@@ -567,10 +504,7 @@
         <w:t xml:space="preserve">Load brand identity</w:t>
       </w:r>
       <w:r>
-        <w:t xml:space="preserve"> </w:t>
-      </w:r>
-      <w:r>
-        <w:t xml:space="preserve">to read one back in next time, instead of retyping. Keep the downloaded file somewhere you’ll find it again — the tool has no way to remind you where you saved it.</w:t>
+        <w:t xml:space="preserve"> to read one back in next time, instead of retyping. Keep the downloaded file somewhere you’ll find it again — the tool has no way to remind you where you saved it.</w:t>
       </w:r>
     </w:p>
     <w:bookmarkEnd w:id="24"/>
@@ -669,10 +603,7 @@
               <w:jc w:val="left"/>
             </w:pPr>
             <w:r>
-              <w:t xml:space="preserve">3-5 hashtags per variant. On the Informational variant, drawn from the article’s content and your brand keywords. On the Position/Stance variant, drawn from</w:t>
-            </w:r>
-            <w:r>
-              <w:t xml:space="preserve"> </w:t>
+              <w:t xml:space="preserve">3-5 hashtags per variant. On the Informational variant, drawn from the article’s content and your brand keywords. On the Position/Stance variant, drawn from </w:t>
             </w:r>
             <w:r>
               <w:rPr>
@@ -720,10 +651,7 @@
               <w:jc w:val="left"/>
             </w:pPr>
             <w:r>
-              <w:t xml:space="preserve">A downloadable</w:t>
-            </w:r>
-            <w:r>
-              <w:t xml:space="preserve"> </w:t>
+              <w:t xml:space="preserve">A downloadable </w:t>
             </w:r>
             <w:r>
               <w:rPr>
@@ -732,48 +660,7 @@
               <w:t xml:space="preserve">.png</w:t>
             </w:r>
             <w:r>
-              <w:t xml:space="preserve"> </w:t>
-            </w:r>
-            <w:r>
-              <w:t xml:space="preserve">(1200×630), generated as a separate follow-up step scoped to just the one post you pick — not all 6 drafts upfront. Claude only, requires Code execution and file creation.</w:t>
-            </w:r>
-          </w:p>
-        </w:tc>
-      </w:tr>
-      <w:tr>
-        <w:tc>
-          <w:tcPr/>
-          <w:p>
-            <w:pPr>
-              <w:pStyle w:val="Compact"/>
-              <w:jc w:val="left"/>
-            </w:pPr>
-            <w:r>
-              <w:t xml:space="preserve">Output format</w:t>
-            </w:r>
-          </w:p>
-        </w:tc>
-        <w:tc>
-          <w:tcPr/>
-          <w:p>
-            <w:pPr>
-              <w:pStyle w:val="Compact"/>
-              <w:jc w:val="left"/>
-            </w:pPr>
-            <w:r>
-              <w:t xml:space="preserve">Table in chat</w:t>
-            </w:r>
-          </w:p>
-        </w:tc>
-        <w:tc>
-          <w:tcPr/>
-          <w:p>
-            <w:pPr>
-              <w:pStyle w:val="Compact"/>
-              <w:jc w:val="left"/>
-            </w:pPr>
-            <w:r>
-              <w:t xml:space="preserve">The alternative, Downloadable Word document, lays out all 3 articles × 2 variants for offline comparison before you pick.</w:t>
+              <w:t xml:space="preserve"> (1200×630), generated as a separate follow-up step scoped to just the one post you pick — not all 6 drafts upfront. Claude only, requires Code execution and file creation.</w:t>
             </w:r>
           </w:p>
         </w:tc>
@@ -781,28 +668,18 @@
     </w:tbl>
     <w:p>
       <w:pPr>
+        <w:pStyle w:val="FirstParagraph"/>
+      </w:pPr>
+      <w:r>
+        <w:t xml:space="preserve">Step 1's text always comes back as a downloadable Word document — there's no table-in-chat option anymore. It lays out all 3 articles × 2 variants for offline comparison before you pick.</w:t>
+      </w:r>
+    </w:p>
+    <w:p>
+      <w:pPr>
         <w:pStyle w:val="BodyText"/>
       </w:pPr>
       <w:r>
-        <w:t xml:space="preserve">There’s no longer a standalone</w:t>
-      </w:r>
-      <w:r>
-        <w:t xml:space="preserve"> </w:t>
-      </w:r>
-      <w:r>
-        <w:t xml:space="preserve">“</w:t>
-      </w:r>
-      <w:r>
-        <w:t xml:space="preserve">end with a question?</w:t>
-      </w:r>
-      <w:r>
-        <w:t xml:space="preserve">”</w:t>
-      </w:r>
-      <w:r>
-        <w:t xml:space="preserve"> </w:t>
-      </w:r>
-      <w:r>
-        <w:t xml:space="preserve">toggle. That judgment is now made per-take inside the Position/Stance variant itself — the model decides, for that specific point of view, whether a genuine question or a strong statement is the more effective close, rather than a single global setting applied to every post regardless of content.</w:t>
+        <w:t xml:space="preserve">There’s no longer a standalone “end with a question?” toggle. That judgment is now made per-take inside the Position/Stance variant itself — the model decides, for that specific point of view, whether a genuine question or a strong statement is the more effective close, rather than a single global setting applied to every post regardless of content.</w:t>
       </w:r>
     </w:p>
     <w:bookmarkEnd w:id="25"/>
@@ -836,49 +713,7 @@
         <w:pStyle w:val="Compact"/>
       </w:pPr>
       <w:r>
-        <w:t xml:space="preserve">A good-faith, honestly-flagged paywall check —</w:t>
-      </w:r>
-      <w:r>
-        <w:t xml:space="preserve"> </w:t>
-      </w:r>
-      <w:r>
-        <w:t xml:space="preserve">“</w:t>
-      </w:r>
-      <w:r>
-        <w:t xml:space="preserve">Likely free,</w:t>
-      </w:r>
-      <w:r>
-        <w:t xml:space="preserve">”</w:t>
-      </w:r>
-      <w:r>
-        <w:t xml:space="preserve"> </w:t>
-      </w:r>
-      <w:r>
-        <w:t xml:space="preserve">“</w:t>
-      </w:r>
-      <w:r>
-        <w:t xml:space="preserve">Paywalled,</w:t>
-      </w:r>
-      <w:r>
-        <w:t xml:space="preserve">”</w:t>
-      </w:r>
-      <w:r>
-        <w:t xml:space="preserve"> </w:t>
-      </w:r>
-      <w:r>
-        <w:t xml:space="preserve">or</w:t>
-      </w:r>
-      <w:r>
-        <w:t xml:space="preserve"> </w:t>
-      </w:r>
-      <w:r>
-        <w:t xml:space="preserve">“</w:t>
-      </w:r>
-      <w:r>
-        <w:t xml:space="preserve">Uncertain.</w:t>
-      </w:r>
-      <w:r>
-        <w:t xml:space="preserve">”</w:t>
+        <w:t xml:space="preserve">A good-faith, honestly-flagged paywall check — “Likely free,” “Paywalled,” or “Uncertain.”</w:t>
       </w:r>
     </w:p>
     <w:p>
@@ -945,10 +780,7 @@
         <w:t xml:space="preserve">The Position/Stance variant never invents anything about you.</w:t>
       </w:r>
       <w:r>
-        <w:t xml:space="preserve"> </w:t>
-      </w:r>
-      <w:r>
-        <w:t xml:space="preserve">It leans on real background/themes if you gave them, and stays general if you didn’t — but it never fabricates a claim, credential, or experience either way. This matters more here than in a one-off message: a fabricated personal anecdote in a public LinkedIn post is a much bigger problem than one in a private draft, since it’s out there under your name.</w:t>
+        <w:t xml:space="preserve"> It leans on real background/themes if you gave them, and stays general if you didn’t — but it never fabricates a claim, credential, or experience either way. This matters more here than in a one-off message: a fabricated personal anecdote in a public LinkedIn post is a much bigger problem than one in a private draft, since it’s out there under your name.</w:t>
       </w:r>
     </w:p>
     <w:bookmarkEnd w:id="26"/>
@@ -973,13 +805,7 @@
         <w:t xml:space="preserve">Step 1</w:t>
       </w:r>
       <w:r>
-        <w:t xml:space="preserve"> </w:t>
-      </w:r>
-      <w:r>
-        <w:t xml:space="preserve">(everything below happens in one response): the model ranks candidates automatically using five weighted criteria — keyword/topic match depth, recency, source credibility, likely shareability for your stated audience, and distinctiveness — and narrows to the</w:t>
-      </w:r>
-      <w:r>
-        <w:t xml:space="preserve"> </w:t>
+        <w:t xml:space="preserve"> (everything below happens in one response): the model ranks candidates automatically using five weighted criteria — keyword/topic match depth, recency, source credibility, likely shareability for your stated audience, and distinctiveness — and narrows to the </w:t>
       </w:r>
       <w:r>
         <w:rPr>
@@ -1016,10 +842,7 @@
         <w:t xml:space="preserve">Context</w:t>
       </w:r>
       <w:r>
-        <w:t xml:space="preserve"> </w:t>
-      </w:r>
-      <w:r>
-        <w:t xml:space="preserve">(to read, not copy): headline, source, published date, free-to-read assessment, why it ranked here.</w:t>
+        <w:t xml:space="preserve"> (to read, not copy): headline, source, published date, free-to-read assessment, why it ranked here.</w:t>
       </w:r>
     </w:p>
     <w:p>
@@ -1038,10 +861,7 @@
         <w:t xml:space="preserve">Variant A — Informational Share:</w:t>
       </w:r>
       <w:r>
-        <w:t xml:space="preserve"> </w:t>
-      </w:r>
-      <w:r>
-        <w:t xml:space="preserve">URL, then a short factual summary — typically one sentence, never more than two — with little to no personal commentary. The safe, high-frequency default. Ends on a statement.</w:t>
+        <w:t xml:space="preserve"> URL, then a short factual summary — typically one sentence, never more than two — with little to no personal commentary. The safe, high-frequency default. Ends on a statement.</w:t>
       </w:r>
     </w:p>
     <w:p>
@@ -1060,10 +880,7 @@
         <w:t xml:space="preserve">Variant B — Position/Stance:</w:t>
       </w:r>
       <w:r>
-        <w:t xml:space="preserve"> </w:t>
-      </w:r>
-      <w:r>
-        <w:t xml:space="preserve">URL, then a real take grounded in your background/themes (agree, disagree, extend the argument, connect it to a pattern, make a prediction), with the article’s core point folded in tightly rather than presented as a separate summary. Closes on a genuine question or a strong statement, whichever the model judges is the stronger move for that specific take.</w:t>
+        <w:t xml:space="preserve"> URL, then a real take grounded in your background/themes (agree, disagree, extend the argument, connect it to a pattern, make a prediction), with the article’s core point folded in tightly rather than presented as a separate summary. Closes on a genuine question or a strong statement, whichever the model judges is the stronger move for that specific take.</w:t>
       </w:r>
     </w:p>
     <w:p>
@@ -1086,10 +903,7 @@
         <w:t xml:space="preserve">Follow-up, once you’ve picked one:</w:t>
       </w:r>
       <w:r>
-        <w:t xml:space="preserve"> </w:t>
-      </w:r>
-      <w:r>
-        <w:t xml:space="preserve">if artwork is enabled, tell the model which of the 6 you’re using, and it builds the matching image for that post specifically, following the exact visual template embedded in the prompt (colors, layout, your brand identity fields). This step only produces a real file in Claude with code execution enabled.</w:t>
+        <w:t xml:space="preserve"> if artwork is enabled, tell the model which of the 6 you’re using, and it builds the matching image for that post specifically, following the exact visual template embedded in the prompt (colors, layout, your brand identity fields). This step only produces a real file in Claude with code execution enabled.</w:t>
       </w:r>
     </w:p>
     <w:bookmarkEnd w:id="27"/>
@@ -1099,61 +913,26 @@
         <w:pStyle w:val="Heading2"/>
       </w:pPr>
       <w:r>
-        <w:t xml:space="preserve">6. Output Format</w:t>
-      </w:r>
-    </w:p>
-    <w:p>
-      <w:pPr>
-        <w:numPr>
-          <w:ilvl w:val="0"/>
-          <w:numId w:val="1003"/>
-        </w:numPr>
-        <w:pStyle w:val="Compact"/>
-      </w:pPr>
+        <w:t xml:space="preserve">6. Output</w:t>
+      </w:r>
+    </w:p>
+    <w:p>
+      <w:pPr>
+        <w:pStyle w:val="FirstParagraph"/>
+      </w:pPr>
+      <w:r>
+        <w:t xml:space="preserve">Step 1's text always comes back as a </w:t>
+      </w:r>
       <w:r>
         <w:rPr>
           <w:bCs/>
           <w:b/>
         </w:rPr>
-        <w:t xml:space="preserve">Table in chat</w:t>
-      </w:r>
-      <w:r>
-        <w:t xml:space="preserve"> </w:t>
-      </w:r>
-      <w:r>
-        <w:t xml:space="preserve">(default) — all 3 articles and 6 drafts presented directly in the response.</w:t>
-      </w:r>
-    </w:p>
-    <w:p>
-      <w:pPr>
-        <w:numPr>
-          <w:ilvl w:val="0"/>
-          <w:numId w:val="1003"/>
-        </w:numPr>
-        <w:pStyle w:val="Compact"/>
-      </w:pPr>
-      <w:r>
-        <w:rPr>
-          <w:bCs/>
-          <w:b/>
-        </w:rPr>
-        <w:t xml:space="preserve">Downloadable Word document</w:t>
-      </w:r>
-      <w:r>
-        <w:t xml:space="preserve"> </w:t>
-      </w:r>
-      <w:r>
-        <w:t xml:space="preserve">— the same content, laid out for offline comparison: one section per article, Variant A then Variant B, clearly labeled.</w:t>
-      </w:r>
-    </w:p>
-    <w:p>
-      <w:pPr>
-        <w:numPr>
-          <w:ilvl w:val="0"/>
-          <w:numId w:val="1003"/>
-        </w:numPr>
-        <w:pStyle w:val="Compact"/>
-      </w:pPr>
+        <w:t xml:space="preserve">downloadable Word document (.docx)</w:t>
+      </w:r>
+      <w:r>
+        <w:t xml:space="preserve"> — there's no table-in-chat option anymore. One section per article, Variant A then Variant B, clearly labeled, laid out for offline comparison. </w:t>
+      </w:r>
       <w:r>
         <w:rPr>
           <w:bCs/>
@@ -1162,13 +941,7 @@
         <w:t xml:space="preserve">The artwork</w:t>
       </w:r>
       <w:r>
-        <w:t xml:space="preserve"> </w:t>
-      </w:r>
-      <w:r>
-        <w:t xml:space="preserve">(if enabled) — always a separate, real downloadable</w:t>
-      </w:r>
-      <w:r>
-        <w:t xml:space="preserve"> </w:t>
+        <w:t xml:space="preserve"> (if enabled) comes through separately as a real downloadable </w:t>
       </w:r>
       <w:r>
         <w:rPr>
@@ -1177,7 +950,7 @@
         <w:t xml:space="preserve">.png</w:t>
       </w:r>
       <w:r>
-        <w:t xml:space="preserve">, regardless of which format you chose for the text.</w:t>
+        <w:t xml:space="preserve">.</w:t>
       </w:r>
     </w:p>
     <w:bookmarkEnd w:id="28"/>
@@ -1235,7 +1008,7 @@
         <w:pStyle w:val="Compact"/>
       </w:pPr>
       <w:r>
-        <w:t xml:space="preserve">Set your toggles — hashtags, artwork, output format.</w:t>
+        <w:t xml:space="preserve">Set your toggles — hashtags, artwork.</w:t>
       </w:r>
     </w:p>
     <w:p>
@@ -1409,10 +1182,7 @@
               <w:jc w:val="left"/>
             </w:pPr>
             <w:r>
-              <w:t xml:space="preserve">Confirm it’s a</w:t>
-            </w:r>
-            <w:r>
-              <w:t xml:space="preserve"> </w:t>
+              <w:t xml:space="preserve">Confirm it’s a </w:t>
             </w:r>
             <w:r>
               <w:rPr>
@@ -1421,10 +1191,7 @@
               <w:t xml:space="preserve">.json</w:t>
             </w:r>
             <w:r>
-              <w:t xml:space="preserve"> </w:t>
-            </w:r>
-            <w:r>
-              <w:t xml:space="preserve">file actually downloaded from this tool’s Save button — the Load button expects that exact format and will show an error rather than silently failing on anything else.</w:t>
+              <w:t xml:space="preserve"> file actually downloaded from this tool’s Save button — the Load button expects that exact format and will show an error rather than silently failing on anything else.</w:t>
             </w:r>
           </w:p>
         </w:tc>
@@ -1528,25 +1295,7 @@
               <w:jc w:val="left"/>
             </w:pPr>
             <w:r>
-              <w:t xml:space="preserve">The prompt opens with an explicit</w:t>
-            </w:r>
-            <w:r>
-              <w:t xml:space="preserve"> </w:t>
-            </w:r>
-            <w:r>
-              <w:t xml:space="preserve">“</w:t>
-            </w:r>
-            <w:r>
-              <w:t xml:space="preserve">execute this now</w:t>
-            </w:r>
-            <w:r>
-              <w:t xml:space="preserve">”</w:t>
-            </w:r>
-            <w:r>
-              <w:t xml:space="preserve"> </w:t>
-            </w:r>
-            <w:r>
-              <w:t xml:space="preserve">instruction to head this off — restate it more bluntly as a follow-up if it still happens.</w:t>
+              <w:t xml:space="preserve">The prompt opens with an explicit “execute this now” instruction to head this off — restate it more bluntly as a follow-up if it still happens.</w:t>
             </w:r>
           </w:p>
         </w:tc>
